--- a/src/templates/verifikasi-lapangan/template_ba_verlap.docx
+++ b/src/templates/verifikasi-lapangan/template_ba_verlap.docx
@@ -211,25 +211,7 @@
                 <w:sz w:val="20"/>
                 <w:szCs w:val="20"/>
               </w:rPr>
-              <w:t>Telepon (0271) 891136, Faksimile (0271) 891136, Laman www.dlh.sragenkab.go.id, Pos-</w:t>
-            </w:r>
-            <w:proofErr w:type="spellStart"/>
-            <w:r>
-              <w:rPr>
-                <w:rFonts w:ascii="Arial Narrow" w:hAnsi="Arial Narrow" w:cs="Arial"/>
-                <w:sz w:val="20"/>
-                <w:szCs w:val="20"/>
-              </w:rPr>
-              <w:t>el</w:t>
-            </w:r>
-            <w:proofErr w:type="spellEnd"/>
-            <w:r>
-              <w:rPr>
-                <w:rFonts w:ascii="Arial Narrow" w:hAnsi="Arial Narrow" w:cs="Arial"/>
-                <w:sz w:val="20"/>
-                <w:szCs w:val="20"/>
-              </w:rPr>
-              <w:t xml:space="preserve"> dlh.sragenkab.go.id</w:t>
+              <w:t>Telepon (0271) 891136, Faksimile (0271) 891136, Laman www.dlh.sragenkab.go.id, Pos-el dlh.sragenkab.go.id</w:t>
             </w:r>
           </w:p>
         </w:tc>
@@ -367,8 +349,6 @@
           <w:szCs w:val="24"/>
         </w:rPr>
       </w:pPr>
-      <w:proofErr w:type="spellStart"/>
-      <w:proofErr w:type="gramStart"/>
       <w:r>
         <w:rPr>
           <w:rFonts w:ascii="Arial" w:eastAsia="Arial Unicode MS" w:hAnsi="Arial" w:cs="Arial"/>
@@ -376,27 +356,7 @@
           <w:szCs w:val="24"/>
           <w:lang w:val="en-US"/>
         </w:rPr>
-        <w:t>Nomor</w:t>
-      </w:r>
-      <w:proofErr w:type="spellEnd"/>
-      <w:r>
-        <w:rPr>
-          <w:rFonts w:ascii="Arial" w:eastAsia="Arial Unicode MS" w:hAnsi="Arial" w:cs="Arial"/>
-          <w:sz w:val="24"/>
-          <w:szCs w:val="24"/>
-          <w:lang w:val="en-US"/>
-        </w:rPr>
-        <w:t xml:space="preserve"> :</w:t>
-      </w:r>
-      <w:proofErr w:type="gramEnd"/>
-      <w:r>
-        <w:rPr>
-          <w:rFonts w:ascii="Arial" w:eastAsia="Arial Unicode MS" w:hAnsi="Arial" w:cs="Arial"/>
-          <w:sz w:val="24"/>
-          <w:szCs w:val="24"/>
-          <w:lang w:val="en-US"/>
-        </w:rPr>
-        <w:t xml:space="preserve"> </w:t>
+        <w:t xml:space="preserve">Nomor : </w:t>
       </w:r>
       <w:r>
         <w:rPr>
@@ -405,27 +365,7 @@
           <w:szCs w:val="24"/>
           <w:lang w:val="en-US"/>
         </w:rPr>
-        <w:t>{</w:t>
-      </w:r>
-      <w:proofErr w:type="spellStart"/>
-      <w:r>
-        <w:rPr>
-          <w:rFonts w:ascii="Arial" w:eastAsia="Arial Unicode MS" w:hAnsi="Arial" w:cs="Arial"/>
-          <w:sz w:val="24"/>
-          <w:szCs w:val="24"/>
-          <w:lang w:val="en-US"/>
-        </w:rPr>
-        <w:t>nomor_ba_verlap</w:t>
-      </w:r>
-      <w:proofErr w:type="spellEnd"/>
-      <w:r>
-        <w:rPr>
-          <w:rFonts w:ascii="Arial" w:eastAsia="Arial Unicode MS" w:hAnsi="Arial" w:cs="Arial"/>
-          <w:sz w:val="24"/>
-          <w:szCs w:val="24"/>
-          <w:lang w:val="en-US"/>
-        </w:rPr>
-        <w:t>}</w:t>
+        <w:t>{nomor_ba_verlap}</w:t>
       </w:r>
     </w:p>
     <w:p>
@@ -478,23 +418,7 @@
           <w:rFonts w:ascii="Arial" w:eastAsia="Arial Unicode MS" w:hAnsi="Arial" w:cs="Arial"/>
           <w:lang w:eastAsia="id-ID"/>
         </w:rPr>
-        <w:t>{</w:t>
-      </w:r>
-      <w:proofErr w:type="spellStart"/>
-      <w:r>
-        <w:rPr>
-          <w:rFonts w:ascii="Arial" w:eastAsia="Arial Unicode MS" w:hAnsi="Arial" w:cs="Arial"/>
-          <w:lang w:eastAsia="id-ID"/>
-        </w:rPr>
-        <w:t>hari_ini_nama</w:t>
-      </w:r>
-      <w:proofErr w:type="spellEnd"/>
-      <w:r>
-        <w:rPr>
-          <w:rFonts w:ascii="Arial" w:eastAsia="Arial Unicode MS" w:hAnsi="Arial" w:cs="Arial"/>
-          <w:lang w:eastAsia="id-ID"/>
-        </w:rPr>
-        <w:t>}</w:t>
+        <w:t>{hari_ini_nama}</w:t>
       </w:r>
       <w:r>
         <w:rPr>
@@ -529,23 +453,7 @@
           <w:rFonts w:ascii="Arial" w:eastAsia="Arial Unicode MS" w:hAnsi="Arial" w:cs="Arial"/>
           <w:lang w:eastAsia="id-ID"/>
         </w:rPr>
-        <w:t>{</w:t>
-      </w:r>
-      <w:proofErr w:type="spellStart"/>
-      <w:r>
-        <w:rPr>
-          <w:rFonts w:ascii="Arial" w:eastAsia="Arial Unicode MS" w:hAnsi="Arial" w:cs="Arial"/>
-          <w:lang w:eastAsia="id-ID"/>
-        </w:rPr>
-        <w:t>hari_ini_tanggal_terbilang</w:t>
-      </w:r>
-      <w:proofErr w:type="spellEnd"/>
-      <w:r>
-        <w:rPr>
-          <w:rFonts w:ascii="Arial" w:eastAsia="Arial Unicode MS" w:hAnsi="Arial" w:cs="Arial"/>
-          <w:lang w:eastAsia="id-ID"/>
-        </w:rPr>
-        <w:t>}</w:t>
+        <w:t>{hari_ini_tanggal_terbilang}</w:t>
       </w:r>
       <w:r>
         <w:rPr>
@@ -566,23 +474,7 @@
           <w:rFonts w:ascii="Arial" w:eastAsia="Arial Unicode MS" w:hAnsi="Arial" w:cs="Arial"/>
           <w:lang w:eastAsia="id-ID"/>
         </w:rPr>
-        <w:t>{</w:t>
-      </w:r>
-      <w:proofErr w:type="spellStart"/>
-      <w:r>
-        <w:rPr>
-          <w:rFonts w:ascii="Arial" w:eastAsia="Arial Unicode MS" w:hAnsi="Arial" w:cs="Arial"/>
-          <w:lang w:eastAsia="id-ID"/>
-        </w:rPr>
-        <w:t>hari_ini_bulan</w:t>
-      </w:r>
-      <w:proofErr w:type="spellEnd"/>
-      <w:r>
-        <w:rPr>
-          <w:rFonts w:ascii="Arial" w:eastAsia="Arial Unicode MS" w:hAnsi="Arial" w:cs="Arial"/>
-          <w:lang w:eastAsia="id-ID"/>
-        </w:rPr>
-        <w:t>}</w:t>
+        <w:t>{hari_ini_bulan}</w:t>
       </w:r>
       <w:r>
         <w:rPr>
@@ -605,44 +497,19 @@
         </w:rPr>
         <w:t>T</w:t>
       </w:r>
-      <w:proofErr w:type="spellStart"/>
       <w:r>
         <w:rPr>
           <w:rFonts w:ascii="Arial" w:eastAsia="Arial Unicode MS" w:hAnsi="Arial" w:cs="Arial"/>
           <w:lang w:eastAsia="id-ID"/>
         </w:rPr>
-        <w:t>ahun</w:t>
-      </w:r>
-      <w:proofErr w:type="spellEnd"/>
-      <w:r>
-        <w:rPr>
-          <w:rFonts w:ascii="Arial" w:eastAsia="Arial Unicode MS" w:hAnsi="Arial" w:cs="Arial"/>
-          <w:lang w:eastAsia="id-ID"/>
-        </w:rPr>
-        <w:t xml:space="preserve"> </w:t>
+        <w:t xml:space="preserve">ahun </w:t>
       </w:r>
       <w:r>
         <w:rPr>
           <w:rFonts w:ascii="Arial" w:eastAsia="Arial Unicode MS" w:hAnsi="Arial" w:cs="Arial"/>
           <w:lang w:eastAsia="id-ID"/>
         </w:rPr>
-        <w:t>{</w:t>
-      </w:r>
-      <w:proofErr w:type="spellStart"/>
-      <w:r>
-        <w:rPr>
-          <w:rFonts w:ascii="Arial" w:eastAsia="Arial Unicode MS" w:hAnsi="Arial" w:cs="Arial"/>
-          <w:lang w:eastAsia="id-ID"/>
-        </w:rPr>
-        <w:t>hari_ini_tahun_huruf</w:t>
-      </w:r>
-      <w:proofErr w:type="spellEnd"/>
-      <w:r>
-        <w:rPr>
-          <w:rFonts w:ascii="Arial" w:eastAsia="Arial Unicode MS" w:hAnsi="Arial" w:cs="Arial"/>
-          <w:lang w:eastAsia="id-ID"/>
-        </w:rPr>
-        <w:t xml:space="preserve">} </w:t>
+        <w:t xml:space="preserve">{hari_ini_tahun_huruf} </w:t>
       </w:r>
       <w:r>
         <w:rPr>
@@ -656,23 +523,7 @@
           <w:rFonts w:ascii="Arial" w:eastAsia="Arial Unicode MS" w:hAnsi="Arial" w:cs="Arial"/>
           <w:lang w:eastAsia="id-ID"/>
         </w:rPr>
-        <w:t>{</w:t>
-      </w:r>
-      <w:proofErr w:type="spellStart"/>
-      <w:r>
-        <w:rPr>
-          <w:rFonts w:ascii="Arial" w:eastAsia="Arial Unicode MS" w:hAnsi="Arial" w:cs="Arial"/>
-          <w:lang w:eastAsia="id-ID"/>
-        </w:rPr>
-        <w:t>lokasi_kegiatan</w:t>
-      </w:r>
-      <w:proofErr w:type="spellEnd"/>
-      <w:r>
-        <w:rPr>
-          <w:rFonts w:ascii="Arial" w:eastAsia="Arial Unicode MS" w:hAnsi="Arial" w:cs="Arial"/>
-          <w:lang w:eastAsia="id-ID"/>
-        </w:rPr>
-        <w:t>}</w:t>
+        <w:t>{lokasi_kegiatan}</w:t>
       </w:r>
       <w:r>
         <w:rPr>
@@ -686,23 +537,7 @@
           <w:rFonts w:ascii="Arial" w:eastAsia="Arial Unicode MS" w:hAnsi="Arial" w:cs="Arial"/>
           <w:lang w:eastAsia="id-ID"/>
         </w:rPr>
-        <w:t xml:space="preserve">yang bertanda tangan </w:t>
-      </w:r>
-      <w:proofErr w:type="spellStart"/>
-      <w:r>
-        <w:rPr>
-          <w:rFonts w:ascii="Arial" w:eastAsia="Arial Unicode MS" w:hAnsi="Arial" w:cs="Arial"/>
-          <w:lang w:eastAsia="id-ID"/>
-        </w:rPr>
-        <w:t>dibawah</w:t>
-      </w:r>
-      <w:proofErr w:type="spellEnd"/>
-      <w:r>
-        <w:rPr>
-          <w:rFonts w:ascii="Arial" w:eastAsia="Arial Unicode MS" w:hAnsi="Arial" w:cs="Arial"/>
-          <w:lang w:eastAsia="id-ID"/>
-        </w:rPr>
-        <w:t xml:space="preserve"> ini  :</w:t>
+        <w:t>yang bertanda tangan dibawah ini  :</w:t>
       </w:r>
     </w:p>
     <w:tbl>
@@ -785,23 +620,7 @@
                 <w:rFonts w:ascii="Arial" w:eastAsia="Arial Unicode MS" w:hAnsi="Arial" w:cs="Arial"/>
                 <w:lang w:eastAsia="id-ID"/>
               </w:rPr>
-              <w:t>{</w:t>
-            </w:r>
-            <w:proofErr w:type="spellStart"/>
-            <w:r>
-              <w:rPr>
-                <w:rFonts w:ascii="Arial" w:eastAsia="Arial Unicode MS" w:hAnsi="Arial" w:cs="Arial"/>
-                <w:lang w:eastAsia="id-ID"/>
-              </w:rPr>
-              <w:t>ketua_tim_nama</w:t>
-            </w:r>
-            <w:proofErr w:type="spellEnd"/>
-            <w:r>
-              <w:rPr>
-                <w:rFonts w:ascii="Arial" w:eastAsia="Arial Unicode MS" w:hAnsi="Arial" w:cs="Arial"/>
-                <w:lang w:eastAsia="id-ID"/>
-              </w:rPr>
-              <w:t>}</w:t>
+              <w:t>{ketua_tim_nama}</w:t>
             </w:r>
           </w:p>
         </w:tc>
@@ -823,7 +642,6 @@
                 <w:lang w:val="en-US" w:eastAsia="id-ID"/>
               </w:rPr>
             </w:pPr>
-            <w:proofErr w:type="spellStart"/>
             <w:r>
               <w:rPr>
                 <w:rFonts w:ascii="Arial" w:eastAsia="Arial Unicode MS" w:hAnsi="Arial" w:cs="Arial"/>
@@ -831,7 +649,6 @@
               </w:rPr>
               <w:t>Instansi</w:t>
             </w:r>
-            <w:proofErr w:type="spellEnd"/>
           </w:p>
         </w:tc>
         <w:tc>
@@ -878,23 +695,7 @@
                 <w:rFonts w:ascii="Arial" w:eastAsia="Arial Unicode MS" w:hAnsi="Arial" w:cs="Arial"/>
                 <w:lang w:eastAsia="id-ID"/>
               </w:rPr>
-              <w:t>{</w:t>
-            </w:r>
-            <w:proofErr w:type="spellStart"/>
-            <w:r>
-              <w:rPr>
-                <w:rFonts w:ascii="Arial" w:eastAsia="Arial Unicode MS" w:hAnsi="Arial" w:cs="Arial"/>
-                <w:lang w:eastAsia="id-ID"/>
-              </w:rPr>
-              <w:t>ketua_tim_instansi</w:t>
-            </w:r>
-            <w:proofErr w:type="spellEnd"/>
-            <w:r>
-              <w:rPr>
-                <w:rFonts w:ascii="Arial" w:eastAsia="Arial Unicode MS" w:hAnsi="Arial" w:cs="Arial"/>
-                <w:lang w:eastAsia="id-ID"/>
-              </w:rPr>
-              <w:t>}</w:t>
+              <w:t>{ketua_tim_instansi}</w:t>
             </w:r>
           </w:p>
         </w:tc>
@@ -968,21 +769,7 @@
               <w:rPr>
                 <w:rFonts w:ascii="Arial" w:hAnsi="Arial" w:cs="Arial"/>
               </w:rPr>
-              <w:t>{</w:t>
-            </w:r>
-            <w:proofErr w:type="spellStart"/>
-            <w:r>
-              <w:rPr>
-                <w:rFonts w:ascii="Arial" w:hAnsi="Arial" w:cs="Arial"/>
-              </w:rPr>
-              <w:t>ketua_tim_nip</w:t>
-            </w:r>
-            <w:proofErr w:type="spellEnd"/>
-            <w:r>
-              <w:rPr>
-                <w:rFonts w:ascii="Arial" w:hAnsi="Arial" w:cs="Arial"/>
-              </w:rPr>
-              <w:t>}</w:t>
+              <w:t>{ketua_tim_nip}</w:t>
             </w:r>
           </w:p>
         </w:tc>
@@ -1004,7 +791,6 @@
                 <w:lang w:val="en-US" w:eastAsia="id-ID"/>
               </w:rPr>
             </w:pPr>
-            <w:proofErr w:type="spellStart"/>
             <w:r>
               <w:rPr>
                 <w:rFonts w:ascii="Arial" w:eastAsia="Arial Unicode MS" w:hAnsi="Arial" w:cs="Arial"/>
@@ -1012,7 +798,6 @@
               </w:rPr>
               <w:t>Jabatan</w:t>
             </w:r>
-            <w:proofErr w:type="spellEnd"/>
           </w:p>
         </w:tc>
         <w:tc>
@@ -1059,23 +844,7 @@
                 <w:rFonts w:ascii="Arial" w:eastAsia="Arial Unicode MS" w:hAnsi="Arial" w:cs="Arial"/>
                 <w:lang w:eastAsia="id-ID"/>
               </w:rPr>
-              <w:t>{</w:t>
-            </w:r>
-            <w:proofErr w:type="spellStart"/>
-            <w:r>
-              <w:rPr>
-                <w:rFonts w:ascii="Arial" w:eastAsia="Arial Unicode MS" w:hAnsi="Arial" w:cs="Arial"/>
-                <w:lang w:eastAsia="id-ID"/>
-              </w:rPr>
-              <w:t>ketua_tim_jabatan</w:t>
-            </w:r>
-            <w:proofErr w:type="spellEnd"/>
-            <w:r>
-              <w:rPr>
-                <w:rFonts w:ascii="Arial" w:eastAsia="Arial Unicode MS" w:hAnsi="Arial" w:cs="Arial"/>
-                <w:lang w:eastAsia="id-ID"/>
-              </w:rPr>
-              <w:t>}</w:t>
+              <w:t>{ketua_tim_jabatan}</w:t>
             </w:r>
           </w:p>
         </w:tc>
@@ -1092,40 +861,13 @@
           <w:lang w:val="en-US" w:eastAsia="id-ID"/>
         </w:rPr>
       </w:pPr>
-      <w:proofErr w:type="spellStart"/>
       <w:r>
         <w:rPr>
           <w:rFonts w:ascii="Arial" w:eastAsia="Arial Unicode MS" w:hAnsi="Arial" w:cs="Arial"/>
           <w:lang w:val="en-US" w:eastAsia="id-ID"/>
         </w:rPr>
-        <w:t>Beserta</w:t>
+        <w:t>Beserta anggota :</w:t>
       </w:r>
-      <w:proofErr w:type="spellEnd"/>
-      <w:r>
-        <w:rPr>
-          <w:rFonts w:ascii="Arial" w:eastAsia="Arial Unicode MS" w:hAnsi="Arial" w:cs="Arial"/>
-          <w:lang w:val="en-US" w:eastAsia="id-ID"/>
-        </w:rPr>
-        <w:t xml:space="preserve"> </w:t>
-      </w:r>
-      <w:proofErr w:type="spellStart"/>
-      <w:proofErr w:type="gramStart"/>
-      <w:r>
-        <w:rPr>
-          <w:rFonts w:ascii="Arial" w:eastAsia="Arial Unicode MS" w:hAnsi="Arial" w:cs="Arial"/>
-          <w:lang w:val="en-US" w:eastAsia="id-ID"/>
-        </w:rPr>
-        <w:t>anggota</w:t>
-      </w:r>
-      <w:proofErr w:type="spellEnd"/>
-      <w:r>
-        <w:rPr>
-          <w:rFonts w:ascii="Arial" w:eastAsia="Arial Unicode MS" w:hAnsi="Arial" w:cs="Arial"/>
-          <w:lang w:val="en-US" w:eastAsia="id-ID"/>
-        </w:rPr>
-        <w:t xml:space="preserve"> :</w:t>
-      </w:r>
-      <w:proofErr w:type="gramEnd"/>
     </w:p>
     <w:tbl>
       <w:tblPr>
@@ -1202,7 +944,6 @@
                 <w:lang w:val="en-US" w:eastAsia="id-ID"/>
               </w:rPr>
             </w:pPr>
-            <w:proofErr w:type="spellStart"/>
             <w:r>
               <w:rPr>
                 <w:rFonts w:ascii="Arial" w:eastAsia="Arial Unicode MS" w:hAnsi="Arial" w:cs="Arial"/>
@@ -1210,7 +951,6 @@
               </w:rPr>
               <w:t>Jabatan</w:t>
             </w:r>
-            <w:proofErr w:type="spellEnd"/>
           </w:p>
         </w:tc>
       </w:tr>
@@ -1258,23 +998,7 @@
                 <w:rFonts w:ascii="Arial" w:eastAsia="Arial Unicode MS" w:hAnsi="Arial" w:cs="Arial"/>
                 <w:lang w:eastAsia="id-ID"/>
               </w:rPr>
-              <w:t>{</w:t>
-            </w:r>
-            <w:proofErr w:type="spellStart"/>
-            <w:r>
-              <w:rPr>
-                <w:rFonts w:ascii="Arial" w:eastAsia="Arial Unicode MS" w:hAnsi="Arial" w:cs="Arial"/>
-                <w:lang w:eastAsia="id-ID"/>
-              </w:rPr>
-              <w:t>nip</w:t>
-            </w:r>
-            <w:proofErr w:type="spellEnd"/>
-            <w:r>
-              <w:rPr>
-                <w:rFonts w:ascii="Arial" w:eastAsia="Arial Unicode MS" w:hAnsi="Arial" w:cs="Arial"/>
-                <w:lang w:eastAsia="id-ID"/>
-              </w:rPr>
-              <w:t>}</w:t>
+              <w:t>{nip}</w:t>
             </w:r>
           </w:p>
         </w:tc>
@@ -1297,23 +1021,7 @@
                 <w:rFonts w:ascii="Arial" w:eastAsia="Arial Unicode MS" w:hAnsi="Arial" w:cs="Arial"/>
                 <w:lang w:eastAsia="id-ID"/>
               </w:rPr>
-              <w:t>{jabatan}{/</w:t>
-            </w:r>
-            <w:proofErr w:type="spellStart"/>
-            <w:r>
-              <w:rPr>
-                <w:rFonts w:ascii="Arial" w:eastAsia="Arial Unicode MS" w:hAnsi="Arial" w:cs="Arial"/>
-                <w:lang w:eastAsia="id-ID"/>
-              </w:rPr>
-              <w:t>tim_penilai_anggota</w:t>
-            </w:r>
-            <w:proofErr w:type="spellEnd"/>
-            <w:r>
-              <w:rPr>
-                <w:rFonts w:ascii="Arial" w:eastAsia="Arial Unicode MS" w:hAnsi="Arial" w:cs="Arial"/>
-                <w:lang w:eastAsia="id-ID"/>
-              </w:rPr>
-              <w:t>}</w:t>
+              <w:t>{jabatan}{/tim_penilai_anggota}</w:t>
             </w:r>
           </w:p>
         </w:tc>
@@ -1415,23 +1123,7 @@
                 <w:rFonts w:ascii="Arial" w:hAnsi="Arial" w:cs="Arial"/>
                 <w:lang w:eastAsia="ar-SA"/>
               </w:rPr>
-              <w:t>{</w:t>
-            </w:r>
-            <w:proofErr w:type="spellStart"/>
-            <w:r>
-              <w:rPr>
-                <w:rFonts w:ascii="Arial" w:hAnsi="Arial" w:cs="Arial"/>
-                <w:lang w:eastAsia="ar-SA"/>
-              </w:rPr>
-              <w:t>nama_kegiatan</w:t>
-            </w:r>
-            <w:proofErr w:type="spellEnd"/>
-            <w:r>
-              <w:rPr>
-                <w:rFonts w:ascii="Arial" w:hAnsi="Arial" w:cs="Arial"/>
-                <w:lang w:eastAsia="ar-SA"/>
-              </w:rPr>
-              <w:t>}</w:t>
+              <w:t>{nama_kegiatan}</w:t>
             </w:r>
           </w:p>
         </w:tc>
@@ -1504,23 +1196,7 @@
                 <w:rFonts w:ascii="Arial" w:eastAsia="Arial Unicode MS" w:hAnsi="Arial" w:cs="Arial"/>
                 <w:lang w:eastAsia="id-ID"/>
               </w:rPr>
-              <w:t>{</w:t>
-            </w:r>
-            <w:proofErr w:type="spellStart"/>
-            <w:r>
-              <w:rPr>
-                <w:rFonts w:ascii="Arial" w:eastAsia="Arial Unicode MS" w:hAnsi="Arial" w:cs="Arial"/>
-                <w:lang w:eastAsia="id-ID"/>
-              </w:rPr>
-              <w:t>lokasi_kegiatan</w:t>
-            </w:r>
-            <w:proofErr w:type="spellEnd"/>
-            <w:r>
-              <w:rPr>
-                <w:rFonts w:ascii="Arial" w:eastAsia="Arial Unicode MS" w:hAnsi="Arial" w:cs="Arial"/>
-                <w:lang w:eastAsia="id-ID"/>
-              </w:rPr>
-              <w:t>}</w:t>
+              <w:t>{lokasi_kegiatan}</w:t>
             </w:r>
           </w:p>
         </w:tc>
@@ -1584,23 +1260,7 @@
                 <w:rFonts w:ascii="Arial" w:hAnsi="Arial" w:cs="Arial"/>
                 <w:lang w:eastAsia="ar-SA"/>
               </w:rPr>
-              <w:t>{</w:t>
-            </w:r>
-            <w:proofErr w:type="spellStart"/>
-            <w:r>
-              <w:rPr>
-                <w:rFonts w:ascii="Arial" w:hAnsi="Arial" w:cs="Arial"/>
-                <w:lang w:eastAsia="ar-SA"/>
-              </w:rPr>
-              <w:t>jenis_kegiatan</w:t>
-            </w:r>
-            <w:proofErr w:type="spellEnd"/>
-            <w:r>
-              <w:rPr>
-                <w:rFonts w:ascii="Arial" w:hAnsi="Arial" w:cs="Arial"/>
-                <w:lang w:eastAsia="ar-SA"/>
-              </w:rPr>
-              <w:t>}</w:t>
+              <w:t>{jenis_kegiatan}</w:t>
             </w:r>
           </w:p>
         </w:tc>
@@ -1618,28 +1278,12 @@
                 <w:rFonts w:ascii="Arial" w:hAnsi="Arial" w:cs="Arial"/>
               </w:rPr>
             </w:pPr>
-            <w:proofErr w:type="spellStart"/>
             <w:r>
               <w:rPr>
                 <w:rFonts w:ascii="Arial" w:hAnsi="Arial" w:cs="Arial"/>
               </w:rPr>
-              <w:t>Telp</w:t>
+              <w:t>Telp/Fax</w:t>
             </w:r>
-            <w:proofErr w:type="spellEnd"/>
-            <w:r>
-              <w:rPr>
-                <w:rFonts w:ascii="Arial" w:hAnsi="Arial" w:cs="Arial"/>
-              </w:rPr>
-              <w:t>/</w:t>
-            </w:r>
-            <w:proofErr w:type="spellStart"/>
-            <w:r>
-              <w:rPr>
-                <w:rFonts w:ascii="Arial" w:hAnsi="Arial" w:cs="Arial"/>
-              </w:rPr>
-              <w:t>Fax</w:t>
-            </w:r>
-            <w:proofErr w:type="spellEnd"/>
           </w:p>
         </w:tc>
         <w:tc>
@@ -1678,21 +1322,7 @@
               <w:rPr>
                 <w:rFonts w:ascii="Arial" w:hAnsi="Arial" w:cs="Arial"/>
               </w:rPr>
-              <w:t>{</w:t>
-            </w:r>
-            <w:proofErr w:type="spellStart"/>
-            <w:r>
-              <w:rPr>
-                <w:rFonts w:ascii="Arial" w:hAnsi="Arial" w:cs="Arial"/>
-              </w:rPr>
-              <w:t>telepon_pemrakarsa</w:t>
-            </w:r>
-            <w:proofErr w:type="spellEnd"/>
-            <w:r>
-              <w:rPr>
-                <w:rFonts w:ascii="Arial" w:hAnsi="Arial" w:cs="Arial"/>
-              </w:rPr>
-              <w:t>}</w:t>
+              <w:t>{telepon_pemrakarsa}</w:t>
             </w:r>
           </w:p>
         </w:tc>
@@ -1860,21 +1490,7 @@
               <w:rPr>
                 <w:rFonts w:ascii="Arial" w:hAnsi="Arial" w:cs="Arial"/>
               </w:rPr>
-              <w:t>{</w:t>
-            </w:r>
-            <w:proofErr w:type="spellStart"/>
-            <w:r>
-              <w:rPr>
-                <w:rFonts w:ascii="Arial" w:hAnsi="Arial" w:cs="Arial"/>
-              </w:rPr>
-              <w:t>nama_pemrakarsa</w:t>
-            </w:r>
-            <w:proofErr w:type="spellEnd"/>
-            <w:r>
-              <w:rPr>
-                <w:rFonts w:ascii="Arial" w:hAnsi="Arial" w:cs="Arial"/>
-              </w:rPr>
-              <w:t>}</w:t>
+              <w:t>{nama_pemrakarsa}</w:t>
             </w:r>
           </w:p>
         </w:tc>
@@ -1939,21 +1555,7 @@
               <w:rPr>
                 <w:rFonts w:ascii="Arial" w:hAnsi="Arial" w:cs="Arial"/>
               </w:rPr>
-              <w:t>{</w:t>
-            </w:r>
-            <w:proofErr w:type="spellStart"/>
-            <w:r>
-              <w:rPr>
-                <w:rFonts w:ascii="Arial" w:hAnsi="Arial" w:cs="Arial"/>
-              </w:rPr>
-              <w:t>jabatan_pemrakarsa</w:t>
-            </w:r>
-            <w:proofErr w:type="spellEnd"/>
-            <w:r>
-              <w:rPr>
-                <w:rFonts w:ascii="Arial" w:hAnsi="Arial" w:cs="Arial"/>
-              </w:rPr>
-              <w:t>}</w:t>
+              <w:t>{jabatan_pemrakarsa}</w:t>
             </w:r>
           </w:p>
         </w:tc>
@@ -1971,14 +1573,12 @@
                 <w:rFonts w:ascii="Arial" w:hAnsi="Arial" w:cs="Arial"/>
               </w:rPr>
             </w:pPr>
-            <w:proofErr w:type="spellStart"/>
             <w:r>
               <w:rPr>
                 <w:rFonts w:ascii="Arial" w:hAnsi="Arial" w:cs="Arial"/>
               </w:rPr>
               <w:t>No.HP</w:t>
             </w:r>
-            <w:proofErr w:type="spellEnd"/>
           </w:p>
         </w:tc>
         <w:tc>
@@ -2022,21 +1622,7 @@
               <w:rPr>
                 <w:rFonts w:ascii="Arial" w:hAnsi="Arial" w:cs="Arial"/>
               </w:rPr>
-              <w:t>{</w:t>
-            </w:r>
-            <w:proofErr w:type="spellStart"/>
-            <w:r>
-              <w:rPr>
-                <w:rFonts w:ascii="Arial" w:hAnsi="Arial" w:cs="Arial"/>
-              </w:rPr>
-              <w:t>telepon_pemrakarsa</w:t>
-            </w:r>
-            <w:proofErr w:type="spellEnd"/>
-            <w:r>
-              <w:rPr>
-                <w:rFonts w:ascii="Arial" w:hAnsi="Arial" w:cs="Arial"/>
-              </w:rPr>
-              <w:t>}</w:t>
+              <w:t>{telepon_pemrakarsa}</w:t>
             </w:r>
           </w:p>
         </w:tc>
@@ -2100,21 +1686,7 @@
               <w:rPr>
                 <w:rFonts w:ascii="Arial" w:hAnsi="Arial" w:cs="Arial"/>
               </w:rPr>
-              <w:t>{</w:t>
-            </w:r>
-            <w:proofErr w:type="spellStart"/>
-            <w:r>
-              <w:rPr>
-                <w:rFonts w:ascii="Arial" w:hAnsi="Arial" w:cs="Arial"/>
-              </w:rPr>
-              <w:t>email_pemrakarsa</w:t>
-            </w:r>
-            <w:proofErr w:type="spellEnd"/>
-            <w:r>
-              <w:rPr>
-                <w:rFonts w:ascii="Arial" w:hAnsi="Arial" w:cs="Arial"/>
-              </w:rPr>
-              <w:t>}</w:t>
+              <w:t>{email_pemrakarsa}</w:t>
             </w:r>
           </w:p>
         </w:tc>
@@ -2136,63 +1708,11 @@
         </w:rPr>
         <w:t xml:space="preserve">Verifikasi dilakukan berkaitan dengan pemenuhan </w:t>
       </w:r>
-      <w:proofErr w:type="spellStart"/>
-      <w:r>
-        <w:rPr>
-          <w:rFonts w:ascii="Arial" w:hAnsi="Arial" w:cs="Arial"/>
-          <w:lang w:val="en-US"/>
-        </w:rPr>
-        <w:t>Penerbitan</w:t>
-      </w:r>
-      <w:proofErr w:type="spellEnd"/>
-      <w:r>
-        <w:rPr>
-          <w:rFonts w:ascii="Arial" w:hAnsi="Arial" w:cs="Arial"/>
-          <w:lang w:val="en-US"/>
-        </w:rPr>
-        <w:t xml:space="preserve"> </w:t>
-      </w:r>
-      <w:proofErr w:type="spellStart"/>
-      <w:r>
-        <w:rPr>
-          <w:rFonts w:ascii="Arial" w:hAnsi="Arial" w:cs="Arial"/>
-          <w:lang w:val="en-US"/>
-        </w:rPr>
-        <w:t>Persetujuan</w:t>
-      </w:r>
-      <w:proofErr w:type="spellEnd"/>
-      <w:r>
-        <w:rPr>
-          <w:rFonts w:ascii="Arial" w:hAnsi="Arial" w:cs="Arial"/>
-          <w:lang w:val="en-US"/>
-        </w:rPr>
-        <w:t xml:space="preserve"> </w:t>
-      </w:r>
       <w:r>
         <w:rPr>
           <w:rFonts w:ascii="Arial" w:hAnsi="Arial" w:cs="Arial"/>
         </w:rPr>
-        <w:t xml:space="preserve"> </w:t>
-      </w:r>
-      <w:r>
-        <w:rPr>
-          <w:rFonts w:ascii="Arial" w:eastAsia="Arial Unicode MS" w:hAnsi="Arial" w:cs="Arial"/>
-        </w:rPr>
-        <w:t>{</w:t>
-      </w:r>
-      <w:proofErr w:type="spellStart"/>
-      <w:r>
-        <w:rPr>
-          <w:rFonts w:ascii="Arial" w:eastAsia="Arial Unicode MS" w:hAnsi="Arial" w:cs="Arial"/>
-        </w:rPr>
-        <w:t>jenis_dokumen</w:t>
-      </w:r>
-      <w:proofErr w:type="spellEnd"/>
-      <w:r>
-        <w:rPr>
-          <w:rFonts w:ascii="Arial" w:eastAsia="Arial Unicode MS" w:hAnsi="Arial" w:cs="Arial"/>
-        </w:rPr>
-        <w:t xml:space="preserve">} </w:t>
+        <w:t>Penerbitan {teks_persetujuan}</w:t>
       </w:r>
       <w:r>
         <w:rPr>
@@ -2318,39 +1838,8 @@
                 <w:szCs w:val="24"/>
                 <w:lang w:val="en-US"/>
               </w:rPr>
-              <w:t xml:space="preserve">Dinas </w:t>
+              <w:t>Dinas Lingkungan Hidup</w:t>
             </w:r>
-            <w:proofErr w:type="spellStart"/>
-            <w:r>
-              <w:rPr>
-                <w:rFonts w:ascii="Arial" w:hAnsi="Arial" w:cs="Arial"/>
-                <w:sz w:val="24"/>
-                <w:szCs w:val="24"/>
-                <w:lang w:val="en-US"/>
-              </w:rPr>
-              <w:t>Lingkungan</w:t>
-            </w:r>
-            <w:proofErr w:type="spellEnd"/>
-            <w:r>
-              <w:rPr>
-                <w:rFonts w:ascii="Arial" w:hAnsi="Arial" w:cs="Arial"/>
-                <w:sz w:val="24"/>
-                <w:szCs w:val="24"/>
-                <w:lang w:val="en-US"/>
-              </w:rPr>
-              <w:t xml:space="preserve"> </w:t>
-            </w:r>
-            <w:proofErr w:type="spellStart"/>
-            <w:r>
-              <w:rPr>
-                <w:rFonts w:ascii="Arial" w:hAnsi="Arial" w:cs="Arial"/>
-                <w:sz w:val="24"/>
-                <w:szCs w:val="24"/>
-                <w:lang w:val="en-US"/>
-              </w:rPr>
-              <w:t>Hidup</w:t>
-            </w:r>
-            <w:proofErr w:type="spellEnd"/>
           </w:p>
           <w:p>
             <w:pPr>
@@ -2362,7 +1851,6 @@
                 <w:lang w:val="en-US"/>
               </w:rPr>
             </w:pPr>
-            <w:proofErr w:type="spellStart"/>
             <w:r>
               <w:rPr>
                 <w:rFonts w:ascii="Arial" w:hAnsi="Arial" w:cs="Arial"/>
@@ -2370,29 +1858,8 @@
                 <w:szCs w:val="24"/>
                 <w:lang w:val="en-US"/>
               </w:rPr>
-              <w:t>Kabupaten</w:t>
+              <w:t>Kabupaten Sragen</w:t>
             </w:r>
-            <w:proofErr w:type="spellEnd"/>
-            <w:r>
-              <w:rPr>
-                <w:rFonts w:ascii="Arial" w:hAnsi="Arial" w:cs="Arial"/>
-                <w:sz w:val="24"/>
-                <w:szCs w:val="24"/>
-                <w:lang w:val="en-US"/>
-              </w:rPr>
-              <w:t xml:space="preserve"> </w:t>
-            </w:r>
-            <w:proofErr w:type="spellStart"/>
-            <w:r>
-              <w:rPr>
-                <w:rFonts w:ascii="Arial" w:hAnsi="Arial" w:cs="Arial"/>
-                <w:sz w:val="24"/>
-                <w:szCs w:val="24"/>
-                <w:lang w:val="en-US"/>
-              </w:rPr>
-              <w:t>Sragen</w:t>
-            </w:r>
-            <w:proofErr w:type="spellEnd"/>
           </w:p>
         </w:tc>
         <w:tc>
@@ -2442,23 +1909,7 @@
                 <w:rFonts w:ascii="Arial" w:eastAsia="Arial Unicode MS" w:hAnsi="Arial" w:cs="Arial"/>
                 <w:lang w:val="en-US"/>
               </w:rPr>
-              <w:t>{#tim_</w:t>
-            </w:r>
-            <w:proofErr w:type="gramStart"/>
-            <w:r>
-              <w:rPr>
-                <w:rFonts w:ascii="Arial" w:eastAsia="Arial Unicode MS" w:hAnsi="Arial" w:cs="Arial"/>
-                <w:lang w:val="en-US"/>
-              </w:rPr>
-              <w:t>penilai}{</w:t>
-            </w:r>
-            <w:proofErr w:type="gramEnd"/>
-            <w:r>
-              <w:rPr>
-                <w:rFonts w:ascii="Arial" w:eastAsia="Arial Unicode MS" w:hAnsi="Arial" w:cs="Arial"/>
-                <w:lang w:val="en-US"/>
-              </w:rPr>
-              <w:t xml:space="preserve">nama} </w:t>
+              <w:t xml:space="preserve">{#tim_penilai}{nama} </w:t>
             </w:r>
           </w:p>
           <w:p>
@@ -2490,23 +1941,7 @@
                 <w:rFonts w:ascii="Arial" w:eastAsia="Arial Unicode MS" w:hAnsi="Arial" w:cs="Arial"/>
                 <w:lang w:val="en-US"/>
               </w:rPr>
-              <w:t>{/</w:t>
-            </w:r>
-            <w:proofErr w:type="spellStart"/>
-            <w:r>
-              <w:rPr>
-                <w:rFonts w:ascii="Arial" w:eastAsia="Arial Unicode MS" w:hAnsi="Arial" w:cs="Arial"/>
-                <w:lang w:val="en-US"/>
-              </w:rPr>
-              <w:t>tim_penilai</w:t>
-            </w:r>
-            <w:proofErr w:type="spellEnd"/>
-            <w:r>
-              <w:rPr>
-                <w:rFonts w:ascii="Arial" w:eastAsia="Arial Unicode MS" w:hAnsi="Arial" w:cs="Arial"/>
-                <w:lang w:val="en-US"/>
-              </w:rPr>
-              <w:t>}</w:t>
+              <w:t>{/tim_penilai}</w:t>
             </w:r>
           </w:p>
         </w:tc>
@@ -5975,7 +5410,6 @@
   <w:style w:type="character" w:default="1" w:styleId="DefaultParagraphFont">
     <w:name w:val="Default Paragraph Font"/>
     <w:uiPriority w:val="1"/>
-    <w:semiHidden/>
     <w:unhideWhenUsed/>
   </w:style>
   <w:style w:type="table" w:default="1" w:styleId="TableNormal">
